--- a/7.openfeign/超时控制.docx
+++ b/7.openfeign/超时控制.docx
@@ -3,8 +3,15 @@
 <w:document xmlns:wpc="http://schemas.microsoft.com/office/word/2010/wordprocessingCanvas" xmlns:mc="http://schemas.openxmlformats.org/markup-compatibility/2006" xmlns:o="urn:schemas-microsoft-com:office:office" xmlns:r="http://schemas.openxmlformats.org/officeDocument/2006/relationships" xmlns:m="http://schemas.openxmlformats.org/officeDocument/2006/math" xmlns:v="urn:schemas-microsoft-com:vml" xmlns:wp14="http://schemas.microsoft.com/office/word/2010/wordprocessingDrawing" xmlns:wp="http://schemas.openxmlformats.org/drawingml/2006/wordprocessingDrawing" xmlns:w="http://schemas.openxmlformats.org/wordprocessingml/2006/main" xmlns:w14="http://schemas.microsoft.com/office/word/2010/wordml" xmlns:w10="urn:schemas-microsoft-com:office:word" xmlns:w15="http://schemas.microsoft.com/office/word/2012/wordml" xmlns:wpg="http://schemas.microsoft.com/office/word/2010/wordprocessingGroup" xmlns:wpi="http://schemas.microsoft.com/office/word/2010/wordprocessingInk" xmlns:wne="http://schemas.microsoft.com/office/word/2006/wordml" xmlns:wps="http://schemas.microsoft.com/office/word/2010/wordprocessingShape" xmlns:wpsCustomData="http://www.wps.cn/officeDocument/2013/wpsCustomData" mc:Ignorable="w14 w15 wp14">
   <w:body>
     <w:p>
-      <w:r>
-        <w:rPr/>
+      <w:pPr>
+        <w:rPr>
+          <w:rFonts w:hint="default" w:eastAsiaTheme="minorEastAsia"/>
+          <w:lang w:val="en-US" w:eastAsia="zh-CN"/>
+        </w:rPr>
+      </w:pPr>
+    </w:p>
+    <w:p>
+      <w:r>
         <w:drawing>
           <wp:inline distT="0" distB="0" distL="114300" distR="114300">
             <wp:extent cx="5262880" cy="2218690"/>
@@ -121,6 +128,21 @@
     <w:p>
       <w:pPr>
         <w:rPr>
+          <w:rFonts w:hint="default"/>
+          <w:lang w:val="en-US" w:eastAsia="zh-CN"/>
+        </w:rPr>
+      </w:pPr>
+      <w:r>
+        <w:rPr>
+          <w:rFonts w:hint="eastAsia"/>
+          <w:lang w:val="en-US" w:eastAsia="zh-CN"/>
+        </w:rPr>
+        <w:t>默认配置</w:t>
+      </w:r>
+    </w:p>
+    <w:p>
+      <w:pPr>
+        <w:rPr>
           <w:rFonts w:hint="eastAsia"/>
           <w:lang w:val="en-US" w:eastAsia="zh-CN"/>
         </w:rPr>
@@ -176,20 +198,110 @@
     <w:p>
       <w:pPr>
         <w:rPr>
-          <w:rFonts w:hint="default"/>
-          <w:lang w:val="en-US" w:eastAsia="zh-CN"/>
-        </w:rPr>
-      </w:pPr>
-      <w:r>
-        <w:rPr>
-          <w:rFonts w:hint="eastAsia"/>
+          <w:rFonts w:hint="eastAsia"/>
+          <w:lang w:val="en-US" w:eastAsia="zh-CN"/>
+        </w:rPr>
+      </w:pPr>
+    </w:p>
+    <w:p>
+      <w:pPr>
+        <w:rPr>
+          <w:rFonts w:hint="eastAsia"/>
+          <w:lang w:val="en-US" w:eastAsia="zh-CN"/>
+        </w:rPr>
+      </w:pPr>
+    </w:p>
+    <w:p>
+      <w:pPr>
+        <w:rPr>
+          <w:rFonts w:hint="eastAsia"/>
+          <w:lang w:val="en-US" w:eastAsia="zh-CN"/>
+        </w:rPr>
+      </w:pPr>
+    </w:p>
+    <w:p>
+      <w:pPr>
+        <w:rPr>
+          <w:rFonts w:hint="default"/>
+          <w:lang w:val="en-US" w:eastAsia="zh-CN"/>
+        </w:rPr>
+      </w:pPr>
+      <w:r>
+        <w:rPr>
+          <w:rFonts w:hint="eastAsia"/>
+          <w:lang w:val="en-US" w:eastAsia="zh-CN"/>
+        </w:rPr>
+        <w:t>放入配置类：</w:t>
+      </w:r>
+    </w:p>
+    <w:p>
+      <w:pPr>
+        <w:rPr>
+          <w:rFonts w:hint="eastAsia"/>
+          <w:lang w:val="en-US" w:eastAsia="zh-CN"/>
+        </w:rPr>
+      </w:pPr>
+      <w:r>
+        <w:rPr>
+          <w:rFonts w:hint="eastAsia"/>
+          <w:lang w:val="en-US" w:eastAsia="zh-CN"/>
+        </w:rPr>
+        <w:t xml:space="preserve"> </w:t>
+      </w:r>
+      <w:r>
+        <w:rPr>
+          <w:rFonts w:hint="eastAsia"/>
+          <w:lang w:val="en-US" w:eastAsia="zh-CN"/>
+        </w:rPr>
+        <w:br w:type="textWrapping"/>
+      </w:r>
+      <w:r>
+        <w:rPr>
+          <w:rFonts w:hint="eastAsia"/>
+          <w:lang w:val="en-US" w:eastAsia="zh-CN"/>
+        </w:rPr>
+        <w:br w:type="textWrapping"/>
+      </w:r>
+      <w:r>
+        <w:rPr>
+          <w:rFonts w:hint="eastAsia"/>
+          <w:lang w:val="en-US" w:eastAsia="zh-CN"/>
+        </w:rPr>
+        <w:t>进阶配置：</w:t>
+      </w:r>
+    </w:p>
+    <w:p>
+      <w:pPr>
+        <w:rPr>
+          <w:rFonts w:hint="default"/>
+          <w:lang w:val="en-US" w:eastAsia="zh-CN"/>
+        </w:rPr>
+      </w:pPr>
+      <w:r>
+        <w:rPr>
+          <w:rFonts w:hint="eastAsia"/>
+          <w:lang w:val="en-US" w:eastAsia="zh-CN"/>
+        </w:rPr>
+        <w:t>①记住名字</w:t>
+      </w:r>
+    </w:p>
+    <w:p>
+      <w:pPr>
+        <w:rPr>
+          <w:rFonts w:hint="default"/>
+          <w:lang w:val="en-US" w:eastAsia="zh-CN"/>
+        </w:rPr>
+      </w:pPr>
+      <w:r>
+        <w:rPr>
+          <w:rFonts w:hint="default"/>
           <w:lang w:val="en-US" w:eastAsia="zh-CN"/>
         </w:rPr>
         <w:drawing>
           <wp:inline distT="0" distB="0" distL="114300" distR="114300">
-            <wp:extent cx="5114925" cy="1790700"/>
-            <wp:effectExtent l="0" t="0" r="9525" b="0"/>
-            <wp:docPr id="4" name="图片 4"/>
+            <wp:extent cx="5271135" cy="295275"/>
+            <wp:effectExtent l="0" t="0" r="5715" b="9525"/>
+            <wp:docPr id="5" name="图片 1"/>
             <wp:cNvGraphicFramePr>
               <a:graphicFrameLocks xmlns:a="http://schemas.openxmlformats.org/drawingml/2006/main" noChangeAspect="1"/>
             </wp:cNvGraphicFramePr>
@@ -197,7 +309,7 @@
               <a:graphicData uri="http://schemas.openxmlformats.org/drawingml/2006/picture">
                 <pic:pic xmlns:pic="http://schemas.openxmlformats.org/drawingml/2006/picture">
                   <pic:nvPicPr>
-                    <pic:cNvPr id="4" name="图片 4"/>
+                    <pic:cNvPr id="5" name="图片 1"/>
                     <pic:cNvPicPr>
                       <a:picLocks noChangeAspect="1"/>
                     </pic:cNvPicPr>
@@ -211,7 +323,7 @@
                   <pic:spPr>
                     <a:xfrm>
                       <a:off x="0" y="0"/>
-                      <a:ext cx="5114925" cy="1790700"/>
+                      <a:ext cx="5271135" cy="295275"/>
                     </a:xfrm>
                     <a:prstGeom prst="rect">
                       <a:avLst/>
@@ -227,15 +339,156 @@
           </wp:inline>
         </w:drawing>
       </w:r>
+    </w:p>
+    <w:p>
+      <w:pPr>
+        <w:rPr>
+          <w:rFonts w:hint="eastAsia"/>
+          <w:lang w:val="en-US" w:eastAsia="zh-CN"/>
+        </w:rPr>
+      </w:pPr>
+      <w:r>
+        <w:rPr>
+          <w:rFonts w:hint="eastAsia"/>
+          <w:lang w:val="en-US" w:eastAsia="zh-CN"/>
+        </w:rPr>
+        <w:t>②yml配置文件：</w:t>
+      </w:r>
+    </w:p>
+    <w:p>
+      <w:pPr>
+        <w:rPr>
+          <w:rFonts w:hint="default"/>
+          <w:lang w:val="en-US" w:eastAsia="zh-CN"/>
+        </w:rPr>
+      </w:pPr>
+      <w:r>
+        <w:rPr>
+          <w:rFonts w:hint="default"/>
+          <w:lang w:val="en-US" w:eastAsia="zh-CN"/>
+        </w:rPr>
+        <w:drawing>
+          <wp:inline distT="0" distB="0" distL="114300" distR="114300">
+            <wp:extent cx="5273675" cy="2355850"/>
+            <wp:effectExtent l="0" t="0" r="3175" b="6350"/>
+            <wp:docPr id="6" name="图片 2"/>
+            <wp:cNvGraphicFramePr>
+              <a:graphicFrameLocks xmlns:a="http://schemas.openxmlformats.org/drawingml/2006/main" noChangeAspect="1"/>
+            </wp:cNvGraphicFramePr>
+            <a:graphic xmlns:a="http://schemas.openxmlformats.org/drawingml/2006/main">
+              <a:graphicData uri="http://schemas.openxmlformats.org/drawingml/2006/picture">
+                <pic:pic xmlns:pic="http://schemas.openxmlformats.org/drawingml/2006/picture">
+                  <pic:nvPicPr>
+                    <pic:cNvPr id="6" name="图片 2"/>
+                    <pic:cNvPicPr>
+                      <a:picLocks noChangeAspect="1"/>
+                    </pic:cNvPicPr>
+                  </pic:nvPicPr>
+                  <pic:blipFill>
+                    <a:blip r:embed="rId8"/>
+                    <a:stretch>
+                      <a:fillRect/>
+                    </a:stretch>
+                  </pic:blipFill>
+                  <pic:spPr>
+                    <a:xfrm>
+                      <a:off x="0" y="0"/>
+                      <a:ext cx="5273675" cy="2355850"/>
+                    </a:xfrm>
+                    <a:prstGeom prst="rect">
+                      <a:avLst/>
+                    </a:prstGeom>
+                    <a:noFill/>
+                    <a:ln>
+                      <a:noFill/>
+                    </a:ln>
+                  </pic:spPr>
+                </pic:pic>
+              </a:graphicData>
+            </a:graphic>
+          </wp:inline>
+        </w:drawing>
+      </w:r>
+    </w:p>
+    <w:p>
+      <w:pPr>
+        <w:rPr>
+          <w:rFonts w:hint="default"/>
+          <w:lang w:val="en-US" w:eastAsia="zh-CN"/>
+        </w:rPr>
+      </w:pPr>
+    </w:p>
+    <w:p>
+      <w:pPr>
+        <w:rPr>
+          <w:rFonts w:hint="eastAsia"/>
+          <w:lang w:val="en-US" w:eastAsia="zh-CN"/>
+        </w:rPr>
+      </w:pPr>
+      <w:r>
+        <w:rPr>
+          <w:rFonts w:hint="eastAsia"/>
+          <w:lang w:val="en-US" w:eastAsia="zh-CN"/>
+        </w:rPr>
+        <w:t>注意：如果feign客户端过多要一个一个写很麻烦，所以可以采用默认配置</w:t>
+      </w:r>
+    </w:p>
+    <w:p>
+      <w:pPr>
+        <w:rPr>
+          <w:rFonts w:hint="default"/>
+          <w:lang w:val="en-US" w:eastAsia="zh-CN"/>
+        </w:rPr>
+      </w:pPr>
+      <w:r>
+        <w:rPr>
+          <w:rFonts w:hint="default"/>
+          <w:lang w:val="en-US" w:eastAsia="zh-CN"/>
+        </w:rPr>
+        <w:drawing>
+          <wp:inline distT="0" distB="0" distL="114300" distR="114300">
+            <wp:extent cx="5273040" cy="1510665"/>
+            <wp:effectExtent l="0" t="0" r="3810" b="13335"/>
+            <wp:docPr id="7" name="图片 3"/>
+            <wp:cNvGraphicFramePr>
+              <a:graphicFrameLocks xmlns:a="http://schemas.openxmlformats.org/drawingml/2006/main" noChangeAspect="1"/>
+            </wp:cNvGraphicFramePr>
+            <a:graphic xmlns:a="http://schemas.openxmlformats.org/drawingml/2006/main">
+              <a:graphicData uri="http://schemas.openxmlformats.org/drawingml/2006/picture">
+                <pic:pic xmlns:pic="http://schemas.openxmlformats.org/drawingml/2006/picture">
+                  <pic:nvPicPr>
+                    <pic:cNvPr id="7" name="图片 3"/>
+                    <pic:cNvPicPr>
+                      <a:picLocks noChangeAspect="1"/>
+                    </pic:cNvPicPr>
+                  </pic:nvPicPr>
+                  <pic:blipFill>
+                    <a:blip r:embed="rId9"/>
+                    <a:stretch>
+                      <a:fillRect/>
+                    </a:stretch>
+                  </pic:blipFill>
+                  <pic:spPr>
+                    <a:xfrm>
+                      <a:off x="0" y="0"/>
+                      <a:ext cx="5273040" cy="1510665"/>
+                    </a:xfrm>
+                    <a:prstGeom prst="rect">
+                      <a:avLst/>
+                    </a:prstGeom>
+                    <a:noFill/>
+                    <a:ln>
+                      <a:noFill/>
+                    </a:ln>
+                  </pic:spPr>
+                </pic:pic>
+              </a:graphicData>
+            </a:graphic>
+          </wp:inline>
+        </w:drawing>
+      </w:r>
       <w:bookmarkStart w:id="0" w:name="_GoBack"/>
       <w:bookmarkEnd w:id="0"/>
-      <w:r>
-        <w:rPr>
-          <w:rFonts w:hint="eastAsia"/>
-          <w:lang w:val="en-US" w:eastAsia="zh-CN"/>
-        </w:rPr>
-        <w:t xml:space="preserve"> </w:t>
-      </w:r>
     </w:p>
     <w:sectPr>
       <w:pgSz w:w="11906" w:h="16838"/>
